--- a/releases/evt-pre-20/2026-09-30-rev-d/Основной_пакет/02_Сборка_станций/Заявка_на_сборку_станций_и_корпусов.docx
+++ b/releases/evt-pre-20/2026-09-30-rev-d/Основной_пакет/02_Сборка_станций/Заявка_на_сборку_станций_и_корпусов.docx
@@ -14,7 +14,7 @@
     <w:p>
       <w:pPr/>
       <w:r>
-        <w:t>Дионея · EVT-PRE-20 · 29 сентября 2026 года · комплект для подготовки закупки и производства</w:t>
+        <w:t>Дионея · EVT-PRE-20 · 30 сентября 2026 года · Rev D · комплект для подготовки закупки и производства</w:t>
       </w:r>
     </w:p>
     <w:p>
@@ -81,6 +81,44 @@
       <w:pPr/>
       <w:r>
         <w:t>Вакуумное литьё и ТПА представлены отдельными STEP/STL-кандидатами и инженерными BOM. До заказа формы требуются материал, усадка, уклоны, разъём формы, точки впрыска и выталкивания, допуски, пробный отливок T0/T1 и отдельный DFM. Второй лот из 20 корпусов может быть печатным; способ изготовления и заказная цена будут утверждены отдельно.</w:t>
+      </w:r>
+    </w:p>
+    <w:p>
+      <w:pPr>
+        <w:pStyle w:val="2"/>
+      </w:pPr>
+      <w:r>
+        <w:t>Жгуты и платы Rev D</w:t>
+      </w:r>
+    </w:p>
+    <w:p>
+      <w:pPr/>
+      <w:r>
+        <w:t>Использовать только заказ жгутов DIO-HARNESS-SET-EVT-D: MIC 275 ±5 мм, MAIN-PWR 440 ±5 мм, BAT-PWR 330 ±5 мм. Сначала принять один полный комплект, затем остальные 21.</w:t>
+      </w:r>
+    </w:p>
+    <w:p>
+      <w:pPr/>
+      <w:r>
+        <w:t>PCB-MIC заказывается как 80 PCBA по подписанному Review B: одна плата или панель, контроль акустического порта и PDM, затем остальные 79.</w:t>
+      </w:r>
+    </w:p>
+    <w:p>
+      <w:pPr>
+        <w:pStyle w:val="2"/>
+      </w:pPr>
+      <w:r>
+        <w:t>Антенные тракты Rev D</w:t>
+      </w:r>
+    </w:p>
+    <w:p>
+      <w:r>
+        <w:t>На каждую станцию установить три Taoglas CAB.0243 длиной 150 мм: J8 CELL/LTE → G30.B.108111, J9 GNSS → AA.166.A.301111, J10 RU868 → TI.89.B.2111W. Заказ первого лота с резервом: 66 пигтейлов и по 22 антенны каждого типа.</w:t>
+      </w:r>
+    </w:p>
+    <w:p>
+      <w:r>
+        <w:t>Проверить маркировку, MHF/U.FL и SMA сопряжение, радиус изгиба ≥6,8 мм, герметичность bulkhead, затем VSWR/потери, GNSS ток и чувствительность, LTE attach и RU868 EOL/EVT.</w:t>
       </w:r>
     </w:p>
     <w:sectPr>

--- a/releases/evt-pre-20/2026-09-30-rev-d/Основной_пакет/02_Сборка_станций/Заявка_на_сборку_станций_и_корпусов.docx
+++ b/releases/evt-pre-20/2026-09-30-rev-d/Основной_пакет/02_Сборка_станций/Заявка_на_сборку_станций_и_корпусов.docx
@@ -5,123 +5,280 @@
     <w:p>
       <w:pPr>
         <w:pStyle w:val="a3"/>
-        <w:jc w:val="left"/>
-      </w:pPr>
-      <w:r>
+        <w:keepNext/>
+        <w:spacing w:line="240" w:lineRule="auto" w:before="0" w:after="0"/>
+        <w:ind w:firstLine="0"/>
+        <w:jc w:val="both"/>
+      </w:pPr>
+      <w:r>
+        <w:rPr>
+          <w:rFonts w:ascii="Times New Roman" w:hAnsi="Times New Roman" w:eastAsia="Times New Roman" w:cs="Times New Roman"/>
+          <w:b/>
+          <w:sz w:val="28"/>
+        </w:rPr>
         <w:t>Заявка на сборку станций и корпусов EVT PRE 20</w:t>
       </w:r>
     </w:p>
     <w:p>
-      <w:pPr/>
-      <w:r>
+      <w:pPr>
+        <w:spacing w:line="240" w:lineRule="auto" w:before="0" w:after="0"/>
+        <w:ind w:firstLine="709"/>
+        <w:jc w:val="both"/>
+      </w:pPr>
+      <w:r>
+        <w:rPr>
+          <w:rFonts w:ascii="Times New Roman" w:hAnsi="Times New Roman" w:eastAsia="Times New Roman" w:cs="Times New Roman"/>
+          <w:sz w:val="28"/>
+        </w:rPr>
         <w:t>Дионея · EVT-PRE-20 · 30 сентября 2026 года · Rev D · комплект для подготовки закупки и производства</w:t>
       </w:r>
     </w:p>
     <w:p>
-      <w:pPr/>
-      <w:r>
+      <w:pPr>
+        <w:spacing w:line="240" w:lineRule="auto" w:before="0" w:after="0"/>
+        <w:ind w:firstLine="709"/>
+        <w:jc w:val="both"/>
+      </w:pPr>
+      <w:r>
+        <w:rPr>
+          <w:rFonts w:ascii="Times New Roman" w:hAnsi="Times New Roman" w:eastAsia="Times New Roman" w:cs="Times New Roman"/>
+          <w:sz w:val="28"/>
+        </w:rPr>
         <w:t>Заявка рассчитана на первый лот из 20 изделий DIO-EVT-001…020. Сборку можно запускать после выпуска плат, жгутов и корпуса с фиксированной ревизией; до этого документ служит маршрутом подготовки и заказа опытных деталей.</w:t>
       </w:r>
     </w:p>
     <w:p>
       <w:pPr>
         <w:pStyle w:val="2"/>
-      </w:pPr>
-      <w:r>
+        <w:keepNext/>
+        <w:spacing w:line="240" w:lineRule="auto" w:before="0" w:after="0"/>
+        <w:ind w:firstLine="0"/>
+        <w:jc w:val="both"/>
+      </w:pPr>
+      <w:r>
+        <w:rPr>
+          <w:rFonts w:ascii="Times New Roman" w:hAnsi="Times New Roman" w:eastAsia="Times New Roman" w:cs="Times New Roman"/>
+          <w:b/>
+          <w:sz w:val="28"/>
+        </w:rPr>
         <w:t>Материалы и идентификация</w:t>
       </w:r>
     </w:p>
     <w:p>
-      <w:pPr/>
-      <w:r>
+      <w:pPr>
+        <w:spacing w:line="240" w:lineRule="auto" w:before="0" w:after="0"/>
+        <w:ind w:firstLine="709"/>
+        <w:jc w:val="both"/>
+      </w:pPr>
+      <w:r>
+        <w:rPr>
+          <w:rFonts w:ascii="Times New Roman" w:hAnsi="Times New Roman" w:eastAsia="Times New Roman" w:cs="Times New Roman"/>
+          <w:sz w:val="28"/>
+        </w:rPr>
         <w:t>По каждой станции выдать одну PCB-MAIN Rev B после заводского DFM и приёмки PCBA, одну PCB-PWR, четыре PCB-MIC одного MPN микрофона, карту microSD U12, батарею RB40, MPPT Victron, панель 80 Вт, три антенных комплекта и жгуты. На каждом изделии записать серийный номер платы, HW revision, firmware, SIM ICCID и хеш профиля public APN, материалы корпуса и контрольную сумму файла изготовления.</w:t>
       </w:r>
     </w:p>
     <w:p>
-      <w:pPr/>
-      <w:r>
-        <w:t>Первый лот корпусов — 20 комплектов 3D-печати. В приложенных STEP/STL есть верхний электронный модуль, кассета PCB-PWR и микрофонные pods; дополнительно выпущены предварительные STL нижнего блока RB40/MPPT, седла мачты и зажима панели. До заказа партии необходимы примерка, расчёт прочности, герметизация и выбор акустической мембраны; подрядчик не должен самовольно менять контролируемые модели.</w:t>
+      <w:pPr>
+        <w:spacing w:line="240" w:lineRule="auto" w:before="0" w:after="0"/>
+        <w:ind w:firstLine="709"/>
+        <w:jc w:val="both"/>
+      </w:pPr>
+      <w:r>
+        <w:rPr>
+          <w:rFonts w:ascii="Times New Roman" w:hAnsi="Times New Roman" w:eastAsia="Times New Roman" w:cs="Times New Roman"/>
+          <w:sz w:val="28"/>
+        </w:rPr>
+        <w:t>Первый лот корпусов – 20 комплектов 3D-печати. В приложенных STEP/STL есть верхний электронный модуль, кассета PCB-PWR и микрофонные pods; дополнительно выпущены предварительные STL нижнего блока RB40/MPPT, седла мачты и зажима панели. До заказа партии необходимы примерка, расчёт прочности, герметизация и выбор акустической мембраны; подрядчик не должен самовольно менять контролируемые модели.</w:t>
       </w:r>
     </w:p>
     <w:p>
       <w:pPr>
         <w:pStyle w:val="2"/>
-      </w:pPr>
-      <w:r>
+        <w:keepNext/>
+        <w:spacing w:line="240" w:lineRule="auto" w:before="0" w:after="0"/>
+        <w:ind w:firstLine="0"/>
+        <w:jc w:val="both"/>
+      </w:pPr>
+      <w:r>
+        <w:rPr>
+          <w:rFonts w:ascii="Times New Roman" w:hAnsi="Times New Roman" w:eastAsia="Times New Roman" w:cs="Times New Roman"/>
+          <w:b/>
+          <w:sz w:val="28"/>
+        </w:rPr>
         <w:t>Маршрут сборки</w:t>
       </w:r>
     </w:p>
     <w:p>
-      <w:pPr/>
-      <w:r>
-        <w:t>После входного контроля присвоить серийный номер и открыть индивидуальный traveller. Проверить полярность батареи и предохранитель; установить PCB и контролируемые жгуты по листу «Распайка жгутов». Проверить 100 % проводимости, отсутствие перекрёстных коротких замыканий и направление разъёмов. Для PCB-PWR J1 сопряжение ориентировано +Z, J2 — +X.</w:t>
-      </w:r>
-    </w:p>
-    <w:p>
-      <w:pPr/>
-      <w:r>
+      <w:pPr>
+        <w:spacing w:line="240" w:lineRule="auto" w:before="0" w:after="0"/>
+        <w:ind w:firstLine="709"/>
+        <w:jc w:val="both"/>
+      </w:pPr>
+      <w:r>
+        <w:rPr>
+          <w:rFonts w:ascii="Times New Roman" w:hAnsi="Times New Roman" w:eastAsia="Times New Roman" w:cs="Times New Roman"/>
+          <w:sz w:val="28"/>
+        </w:rPr>
+        <w:t>После входного контроля присвоить серийный номер и открыть индивидуальный traveller. Проверить полярность батареи и предохранитель; установить PCB и контролируемые жгуты по листу «Распайка жгутов». Проверить 100 % проводимости, отсутствие перекрёстных коротких замыканий и направление разъёмов. Для PCB-PWR J1 сопряжение ориентировано +Z, J2 – +X.</w:t>
+      </w:r>
+    </w:p>
+    <w:p>
+      <w:pPr>
+        <w:spacing w:line="240" w:lineRule="auto" w:before="0" w:after="0"/>
+        <w:ind w:firstLine="709"/>
+        <w:jc w:val="both"/>
+      </w:pPr>
+      <w:r>
+        <w:rPr>
+          <w:rFonts w:ascii="Times New Roman" w:hAnsi="Times New Roman" w:eastAsia="Times New Roman" w:cs="Times New Roman"/>
+          <w:sz w:val="28"/>
+        </w:rPr>
         <w:t>Провести тест первого включения с ограничением тока, затем проверку шин 3V8, 3V3, 1V8, I2C и четырёх PDM каналов. Записать телеметрию, provisioning, EOL и результат механической посадки. Не считать прохождение EOL заменой EVT по температуре, RF, акустике, влаге и автономности.</w:t>
       </w:r>
     </w:p>
     <w:p>
       <w:pPr>
         <w:pStyle w:val="2"/>
-      </w:pPr>
-      <w:r>
+        <w:keepNext/>
+        <w:spacing w:line="240" w:lineRule="auto" w:before="0" w:after="0"/>
+        <w:ind w:firstLine="0"/>
+        <w:jc w:val="both"/>
+      </w:pPr>
+      <w:r>
+        <w:rPr>
+          <w:rFonts w:ascii="Times New Roman" w:hAnsi="Times New Roman" w:eastAsia="Times New Roman" w:cs="Times New Roman"/>
+          <w:b/>
+          <w:sz w:val="28"/>
+        </w:rPr>
         <w:t>Предварительные технологии корпуса</w:t>
       </w:r>
     </w:p>
     <w:p>
-      <w:pPr/>
-      <w:r>
+      <w:pPr>
+        <w:spacing w:line="240" w:lineRule="auto" w:before="0" w:after="0"/>
+        <w:ind w:firstLine="709"/>
+        <w:jc w:val="both"/>
+      </w:pPr>
+      <w:r>
+        <w:rPr>
+          <w:rFonts w:ascii="Times New Roman" w:hAnsi="Times New Roman" w:eastAsia="Times New Roman" w:cs="Times New Roman"/>
+          <w:sz w:val="28"/>
+        </w:rPr>
         <w:t>FDM-детали проектируются под ASA и печать на FlashForge Adventurer 5M Pro. Требуются пробная печать, размеры после усадки, качество резьбовых закладных, кабельные вводы, снятие платы для сервиса и first article fit. Заявленные в моделях нулевые пересечения относятся к упрощённым телам и не подтверждают реальную посадку батареи и ответных разъёмов.</w:t>
       </w:r>
     </w:p>
     <w:p>
-      <w:pPr/>
-      <w:r>
+      <w:pPr>
+        <w:spacing w:line="240" w:lineRule="auto" w:before="0" w:after="0"/>
+        <w:ind w:firstLine="709"/>
+        <w:jc w:val="both"/>
+      </w:pPr>
+      <w:r>
+        <w:rPr>
+          <w:rFonts w:ascii="Times New Roman" w:hAnsi="Times New Roman" w:eastAsia="Times New Roman" w:cs="Times New Roman"/>
+          <w:sz w:val="28"/>
+        </w:rPr>
         <w:t>Вакуумное литьё и ТПА представлены отдельными STEP/STL-кандидатами и инженерными BOM. До заказа формы требуются материал, усадка, уклоны, разъём формы, точки впрыска и выталкивания, допуски, пробный отливок T0/T1 и отдельный DFM. Второй лот из 20 корпусов может быть печатным; способ изготовления и заказная цена будут утверждены отдельно.</w:t>
       </w:r>
     </w:p>
     <w:p>
       <w:pPr>
         <w:pStyle w:val="2"/>
-      </w:pPr>
-      <w:r>
+        <w:keepNext/>
+        <w:spacing w:line="240" w:lineRule="auto" w:before="0" w:after="0"/>
+        <w:ind w:firstLine="0"/>
+        <w:jc w:val="both"/>
+      </w:pPr>
+      <w:r>
+        <w:rPr>
+          <w:rFonts w:ascii="Times New Roman" w:hAnsi="Times New Roman" w:eastAsia="Times New Roman" w:cs="Times New Roman"/>
+          <w:b/>
+          <w:sz w:val="28"/>
+        </w:rPr>
         <w:t>Жгуты и платы Rev D</w:t>
       </w:r>
     </w:p>
     <w:p>
-      <w:pPr/>
-      <w:r>
+      <w:pPr>
+        <w:spacing w:line="240" w:lineRule="auto" w:before="0" w:after="0"/>
+        <w:ind w:firstLine="709"/>
+        <w:jc w:val="both"/>
+      </w:pPr>
+      <w:r>
+        <w:rPr>
+          <w:rFonts w:ascii="Times New Roman" w:hAnsi="Times New Roman" w:eastAsia="Times New Roman" w:cs="Times New Roman"/>
+          <w:sz w:val="28"/>
+        </w:rPr>
         <w:t>Использовать только заказ жгутов DIO-HARNESS-SET-EVT-D: MIC 275 ±5 мм, MAIN-PWR 440 ±5 мм, BAT-PWR 330 ±5 мм. Сначала принять один полный комплект, затем остальные 21.</w:t>
       </w:r>
     </w:p>
     <w:p>
-      <w:pPr/>
-      <w:r>
+      <w:pPr>
+        <w:spacing w:line="240" w:lineRule="auto" w:before="0" w:after="0"/>
+        <w:ind w:firstLine="709"/>
+        <w:jc w:val="both"/>
+      </w:pPr>
+      <w:r>
+        <w:rPr>
+          <w:rFonts w:ascii="Times New Roman" w:hAnsi="Times New Roman" w:eastAsia="Times New Roman" w:cs="Times New Roman"/>
+          <w:sz w:val="28"/>
+        </w:rPr>
         <w:t>PCB-MIC заказывается как 80 PCBA по подписанному Review B: одна плата или панель, контроль акустического порта и PDM, затем остальные 79.</w:t>
       </w:r>
     </w:p>
     <w:p>
       <w:pPr>
         <w:pStyle w:val="2"/>
-      </w:pPr>
-      <w:r>
+        <w:keepNext/>
+        <w:spacing w:line="240" w:lineRule="auto" w:before="0" w:after="0"/>
+        <w:ind w:firstLine="0"/>
+        <w:jc w:val="both"/>
+      </w:pPr>
+      <w:r>
+        <w:rPr>
+          <w:rFonts w:ascii="Times New Roman" w:hAnsi="Times New Roman" w:eastAsia="Times New Roman" w:cs="Times New Roman"/>
+          <w:b/>
+          <w:sz w:val="28"/>
+        </w:rPr>
         <w:t>Антенные тракты Rev D</w:t>
       </w:r>
     </w:p>
     <w:p>
-      <w:r>
+      <w:pPr>
+        <w:spacing w:line="240" w:lineRule="auto" w:before="0" w:after="0"/>
+        <w:ind w:firstLine="709"/>
+        <w:jc w:val="both"/>
+      </w:pPr>
+      <w:r>
+        <w:rPr>
+          <w:rFonts w:ascii="Times New Roman" w:hAnsi="Times New Roman" w:eastAsia="Times New Roman" w:cs="Times New Roman"/>
+          <w:sz w:val="28"/>
+        </w:rPr>
         <w:t>На каждую станцию установить три Taoglas CAB.0243 длиной 150 мм: J8 CELL/LTE → G30.B.108111, J9 GNSS → AA.166.A.301111, J10 RU868 → TI.89.B.2111W. Заказ первого лота с резервом: 66 пигтейлов и по 22 антенны каждого типа.</w:t>
       </w:r>
     </w:p>
     <w:p>
-      <w:r>
+      <w:pPr>
+        <w:spacing w:line="240" w:lineRule="auto" w:before="0" w:after="0"/>
+        <w:ind w:firstLine="709"/>
+        <w:jc w:val="both"/>
+      </w:pPr>
+      <w:r>
+        <w:rPr>
+          <w:rFonts w:ascii="Times New Roman" w:hAnsi="Times New Roman" w:eastAsia="Times New Roman" w:cs="Times New Roman"/>
+          <w:sz w:val="28"/>
+        </w:rPr>
         <w:t>Проверить маркировку, MHF/U.FL и SMA сопряжение, радиус изгиба ≥6,8 мм, герметичность bulkhead, затем VSWR/потери, GNSS ток и чувствительность, LTE attach и RU868 EOL/EVT.</w:t>
       </w:r>
     </w:p>
     <w:sectPr>
+      <w:headerReference w:type="default" r:id="rId7"/>
+      <w:footerReference w:type="default" r:id="rId8"/>
+      <w:headerReference w:type="first" r:id="rId9"/>
+      <w:footerReference w:type="first" r:id="rId10"/>
+      <w:headerReference w:type="even" r:id="rId11"/>
+      <w:footerReference w:type="even" r:id="rId12"/>
       <w:pgSz w:w="11906" w:h="16838"/>
       <w:pgMar w:top="1134" w:right="850" w:bottom="1134" w:left="1701" w:header="708" w:footer="708" w:gutter="0"/>
       <w:cols w:space="720"/>
@@ -129,6 +286,84 @@
     </w:sectPr>
   </w:body>
 </w:document>
+</file>
+
+<file path=word/footer1.xml><?xml version="1.0" encoding="utf-8"?>
+<w:ftr xmlns:m="http://schemas.openxmlformats.org/officeDocument/2006/math" xmlns:mc="http://schemas.openxmlformats.org/markup-compatibility/2006" xmlns:mo="http://schemas.microsoft.com/office/mac/office/2008/main" xmlns:mv="urn:schemas-microsoft-com:mac:vml" xmlns:o="urn:schemas-microsoft-com:office:office" xmlns:r="http://schemas.openxmlformats.org/officeDocument/2006/relationships" xmlns:v="urn:schemas-microsoft-com:vml" xmlns:w10="urn:schemas-microsoft-com:office:word" xmlns:w14="http://schemas.microsoft.com/office/word/2010/wordml" xmlns:w="http://schemas.openxmlformats.org/wordprocessingml/2006/main" xmlns:wne="http://schemas.microsoft.com/office/word/2006/wordml" xmlns:wp14="http://schemas.microsoft.com/office/word/2010/wordprocessingDrawing" xmlns:wp="http://schemas.openxmlformats.org/drawingml/2006/wordprocessingDrawing" xmlns:wpc="http://schemas.microsoft.com/office/word/2010/wordprocessingCanvas" xmlns:wpg="http://schemas.microsoft.com/office/word/2010/wordprocessingGroup" xmlns:wpi="http://schemas.microsoft.com/office/word/2010/wordprocessingInk" xmlns:wps="http://schemas.microsoft.com/office/word/2010/wordprocessingShape" mc:Ignorable="w14 wp14">
+  <w:p>
+    <w:pPr>
+      <w:pStyle w:val="Footer"/>
+      <w:spacing w:line="240" w:lineRule="auto" w:before="0" w:after="0"/>
+      <w:ind w:firstLine="709"/>
+      <w:jc w:val="both"/>
+    </w:pPr>
+  </w:p>
+</w:ftr>
+</file>
+
+<file path=word/footer2.xml><?xml version="1.0" encoding="utf-8"?>
+<w:ftr xmlns:m="http://schemas.openxmlformats.org/officeDocument/2006/math" xmlns:mc="http://schemas.openxmlformats.org/markup-compatibility/2006" xmlns:mo="http://schemas.microsoft.com/office/mac/office/2008/main" xmlns:mv="urn:schemas-microsoft-com:mac:vml" xmlns:o="urn:schemas-microsoft-com:office:office" xmlns:r="http://schemas.openxmlformats.org/officeDocument/2006/relationships" xmlns:v="urn:schemas-microsoft-com:vml" xmlns:w10="urn:schemas-microsoft-com:office:word" xmlns:w14="http://schemas.microsoft.com/office/word/2010/wordml" xmlns:w="http://schemas.openxmlformats.org/wordprocessingml/2006/main" xmlns:wne="http://schemas.microsoft.com/office/word/2006/wordml" xmlns:wp14="http://schemas.microsoft.com/office/word/2010/wordprocessingDrawing" xmlns:wp="http://schemas.openxmlformats.org/drawingml/2006/wordprocessingDrawing" xmlns:wpc="http://schemas.microsoft.com/office/word/2010/wordprocessingCanvas" xmlns:wpg="http://schemas.microsoft.com/office/word/2010/wordprocessingGroup" xmlns:wpi="http://schemas.microsoft.com/office/word/2010/wordprocessingInk" xmlns:wps="http://schemas.microsoft.com/office/word/2010/wordprocessingShape" mc:Ignorable="w14 wp14">
+  <w:p>
+    <w:pPr>
+      <w:pStyle w:val="Footer"/>
+      <w:spacing w:line="240" w:lineRule="auto" w:before="0" w:after="0"/>
+      <w:ind w:firstLine="709"/>
+      <w:jc w:val="both"/>
+    </w:pPr>
+  </w:p>
+</w:ftr>
+</file>
+
+<file path=word/footer3.xml><?xml version="1.0" encoding="utf-8"?>
+<w:ftr xmlns:m="http://schemas.openxmlformats.org/officeDocument/2006/math" xmlns:mc="http://schemas.openxmlformats.org/markup-compatibility/2006" xmlns:mo="http://schemas.microsoft.com/office/mac/office/2008/main" xmlns:mv="urn:schemas-microsoft-com:mac:vml" xmlns:o="urn:schemas-microsoft-com:office:office" xmlns:r="http://schemas.openxmlformats.org/officeDocument/2006/relationships" xmlns:v="urn:schemas-microsoft-com:vml" xmlns:w10="urn:schemas-microsoft-com:office:word" xmlns:w14="http://schemas.microsoft.com/office/word/2010/wordml" xmlns:w="http://schemas.openxmlformats.org/wordprocessingml/2006/main" xmlns:wne="http://schemas.microsoft.com/office/word/2006/wordml" xmlns:wp14="http://schemas.microsoft.com/office/word/2010/wordprocessingDrawing" xmlns:wp="http://schemas.openxmlformats.org/drawingml/2006/wordprocessingDrawing" xmlns:wpc="http://schemas.microsoft.com/office/word/2010/wordprocessingCanvas" xmlns:wpg="http://schemas.microsoft.com/office/word/2010/wordprocessingGroup" xmlns:wpi="http://schemas.microsoft.com/office/word/2010/wordprocessingInk" xmlns:wps="http://schemas.microsoft.com/office/word/2010/wordprocessingShape" mc:Ignorable="w14 wp14">
+  <w:p>
+    <w:pPr>
+      <w:pStyle w:val="Footer"/>
+      <w:spacing w:line="240" w:lineRule="auto" w:before="0" w:after="0"/>
+      <w:ind w:firstLine="709"/>
+      <w:jc w:val="both"/>
+    </w:pPr>
+  </w:p>
+</w:ftr>
+</file>
+
+<file path=word/header1.xml><?xml version="1.0" encoding="utf-8"?>
+<w:hdr xmlns:m="http://schemas.openxmlformats.org/officeDocument/2006/math" xmlns:mc="http://schemas.openxmlformats.org/markup-compatibility/2006" xmlns:mo="http://schemas.microsoft.com/office/mac/office/2008/main" xmlns:mv="urn:schemas-microsoft-com:mac:vml" xmlns:o="urn:schemas-microsoft-com:office:office" xmlns:r="http://schemas.openxmlformats.org/officeDocument/2006/relationships" xmlns:v="urn:schemas-microsoft-com:vml" xmlns:w10="urn:schemas-microsoft-com:office:word" xmlns:w14="http://schemas.microsoft.com/office/word/2010/wordml" xmlns:w="http://schemas.openxmlformats.org/wordprocessingml/2006/main" xmlns:wne="http://schemas.microsoft.com/office/word/2006/wordml" xmlns:wp14="http://schemas.microsoft.com/office/word/2010/wordprocessingDrawing" xmlns:wp="http://schemas.openxmlformats.org/drawingml/2006/wordprocessingDrawing" xmlns:wpc="http://schemas.microsoft.com/office/word/2010/wordprocessingCanvas" xmlns:wpg="http://schemas.microsoft.com/office/word/2010/wordprocessingGroup" xmlns:wpi="http://schemas.microsoft.com/office/word/2010/wordprocessingInk" xmlns:wps="http://schemas.microsoft.com/office/word/2010/wordprocessingShape" mc:Ignorable="w14 wp14">
+  <w:p>
+    <w:pPr>
+      <w:pStyle w:val="Header"/>
+      <w:spacing w:line="240" w:lineRule="auto" w:before="0" w:after="0"/>
+      <w:ind w:firstLine="709"/>
+      <w:jc w:val="both"/>
+    </w:pPr>
+  </w:p>
+</w:hdr>
+</file>
+
+<file path=word/header2.xml><?xml version="1.0" encoding="utf-8"?>
+<w:hdr xmlns:m="http://schemas.openxmlformats.org/officeDocument/2006/math" xmlns:mc="http://schemas.openxmlformats.org/markup-compatibility/2006" xmlns:mo="http://schemas.microsoft.com/office/mac/office/2008/main" xmlns:mv="urn:schemas-microsoft-com:mac:vml" xmlns:o="urn:schemas-microsoft-com:office:office" xmlns:r="http://schemas.openxmlformats.org/officeDocument/2006/relationships" xmlns:v="urn:schemas-microsoft-com:vml" xmlns:w10="urn:schemas-microsoft-com:office:word" xmlns:w14="http://schemas.microsoft.com/office/word/2010/wordml" xmlns:w="http://schemas.openxmlformats.org/wordprocessingml/2006/main" xmlns:wne="http://schemas.microsoft.com/office/word/2006/wordml" xmlns:wp14="http://schemas.microsoft.com/office/word/2010/wordprocessingDrawing" xmlns:wp="http://schemas.openxmlformats.org/drawingml/2006/wordprocessingDrawing" xmlns:wpc="http://schemas.microsoft.com/office/word/2010/wordprocessingCanvas" xmlns:wpg="http://schemas.microsoft.com/office/word/2010/wordprocessingGroup" xmlns:wpi="http://schemas.microsoft.com/office/word/2010/wordprocessingInk" xmlns:wps="http://schemas.microsoft.com/office/word/2010/wordprocessingShape" mc:Ignorable="w14 wp14">
+  <w:p>
+    <w:pPr>
+      <w:pStyle w:val="Header"/>
+      <w:spacing w:line="240" w:lineRule="auto" w:before="0" w:after="0"/>
+      <w:ind w:firstLine="709"/>
+      <w:jc w:val="both"/>
+    </w:pPr>
+  </w:p>
+</w:hdr>
+</file>
+
+<file path=word/header3.xml><?xml version="1.0" encoding="utf-8"?>
+<w:hdr xmlns:m="http://schemas.openxmlformats.org/officeDocument/2006/math" xmlns:mc="http://schemas.openxmlformats.org/markup-compatibility/2006" xmlns:mo="http://schemas.microsoft.com/office/mac/office/2008/main" xmlns:mv="urn:schemas-microsoft-com:mac:vml" xmlns:o="urn:schemas-microsoft-com:office:office" xmlns:r="http://schemas.openxmlformats.org/officeDocument/2006/relationships" xmlns:v="urn:schemas-microsoft-com:vml" xmlns:w10="urn:schemas-microsoft-com:office:word" xmlns:w14="http://schemas.microsoft.com/office/word/2010/wordml" xmlns:w="http://schemas.openxmlformats.org/wordprocessingml/2006/main" xmlns:wne="http://schemas.microsoft.com/office/word/2006/wordml" xmlns:wp14="http://schemas.microsoft.com/office/word/2010/wordprocessingDrawing" xmlns:wp="http://schemas.openxmlformats.org/drawingml/2006/wordprocessingDrawing" xmlns:wpc="http://schemas.microsoft.com/office/word/2010/wordprocessingCanvas" xmlns:wpg="http://schemas.microsoft.com/office/word/2010/wordprocessingGroup" xmlns:wpi="http://schemas.microsoft.com/office/word/2010/wordprocessingInk" xmlns:wps="http://schemas.microsoft.com/office/word/2010/wordprocessingShape" mc:Ignorable="w14 wp14">
+  <w:p>
+    <w:pPr>
+      <w:pStyle w:val="Header"/>
+      <w:spacing w:line="240" w:lineRule="auto" w:before="0" w:after="0"/>
+      <w:ind w:firstLine="709"/>
+      <w:jc w:val="both"/>
+    </w:pPr>
+  </w:p>
+</w:hdr>
 </file>
 
 <file path=word/numbering.xml><?xml version="1.0" encoding="utf-8"?>
@@ -737,18 +972,32 @@
   <w:style w:type="paragraph" w:default="1" w:styleId="a">
     <w:name w:val="Normal"/>
     <w:qFormat/>
+    <w:pPr>
+      <w:spacing w:line="240" w:lineRule="auto" w:before="0" w:after="0"/>
+      <w:ind w:firstLine="709"/>
+      <w:jc w:val="both"/>
+    </w:pPr>
+    <w:rPr>
+      <w:rFonts w:ascii="Times New Roman" w:hAnsi="Times New Roman"/>
+      <w:b w:val="0"/>
+      <w:sz w:val="28"/>
+    </w:rPr>
   </w:style>
   <w:style w:type="paragraph" w:styleId="1">
     <w:name w:val="heading 1"/>
     <w:qFormat/>
     <w:pPr>
+      <w:spacing w:line="240" w:lineRule="auto" w:before="0" w:after="0"/>
+      <w:ind w:firstLine="709"/>
+      <w:jc w:val="both"/>
       <w:outlineLvl w:val="0"/>
     </w:pPr>
     <w:rPr>
+      <w:rFonts w:ascii="Times New Roman" w:hAnsi="Times New Roman"/>
       <w:b/>
       <w:bCs/>
       <w:color w:val="000000"/>
-      <w:sz w:val="32"/>
+      <w:sz w:val="28"/>
       <w:szCs w:val="32"/>
     </w:rPr>
   </w:style>
@@ -756,23 +1005,33 @@
     <w:name w:val="heading 2"/>
     <w:qFormat/>
     <w:pPr>
+      <w:spacing w:line="240" w:lineRule="auto" w:before="0" w:after="0"/>
+      <w:ind w:firstLine="709"/>
+      <w:jc w:val="both"/>
       <w:outlineLvl w:val="1"/>
     </w:pPr>
     <w:rPr>
+      <w:rFonts w:ascii="Times New Roman" w:hAnsi="Times New Roman"/>
       <w:b/>
       <w:bCs/>
       <w:color w:val="000000"/>
+      <w:sz w:val="28"/>
     </w:rPr>
   </w:style>
   <w:style w:type="paragraph" w:styleId="3">
     <w:name w:val="heading 3"/>
     <w:qFormat/>
     <w:pPr>
+      <w:spacing w:line="240" w:lineRule="auto" w:before="0" w:after="0"/>
+      <w:ind w:firstLine="709"/>
+      <w:jc w:val="both"/>
       <w:outlineLvl w:val="2"/>
     </w:pPr>
     <w:rPr>
+      <w:rFonts w:ascii="Times New Roman" w:hAnsi="Times New Roman"/>
+      <w:b/>
       <w:color w:val="1F4D78"/>
-      <w:sz w:val="24"/>
+      <w:sz w:val="28"/>
       <w:szCs w:val="24"/>
     </w:rPr>
   </w:style>
@@ -780,32 +1039,50 @@
     <w:name w:val="heading 4"/>
     <w:qFormat/>
     <w:pPr>
+      <w:spacing w:line="240" w:lineRule="auto" w:before="0" w:after="0"/>
+      <w:ind w:firstLine="709"/>
+      <w:jc w:val="both"/>
       <w:outlineLvl w:val="3"/>
     </w:pPr>
     <w:rPr>
+      <w:rFonts w:ascii="Times New Roman" w:hAnsi="Times New Roman"/>
+      <w:b/>
       <w:i/>
       <w:iCs/>
       <w:color w:val="2E74B5"/>
+      <w:sz w:val="28"/>
     </w:rPr>
   </w:style>
   <w:style w:type="paragraph" w:styleId="5">
     <w:name w:val="heading 5"/>
     <w:qFormat/>
     <w:pPr>
+      <w:spacing w:line="240" w:lineRule="auto" w:before="0" w:after="0"/>
+      <w:ind w:firstLine="709"/>
+      <w:jc w:val="both"/>
       <w:outlineLvl w:val="4"/>
     </w:pPr>
     <w:rPr>
+      <w:rFonts w:ascii="Times New Roman" w:hAnsi="Times New Roman"/>
+      <w:b/>
       <w:color w:val="2E74B5"/>
+      <w:sz w:val="28"/>
     </w:rPr>
   </w:style>
   <w:style w:type="paragraph" w:styleId="6">
     <w:name w:val="heading 6"/>
     <w:qFormat/>
     <w:pPr>
+      <w:spacing w:line="240" w:lineRule="auto" w:before="0" w:after="0"/>
+      <w:ind w:firstLine="709"/>
+      <w:jc w:val="both"/>
       <w:outlineLvl w:val="5"/>
     </w:pPr>
     <w:rPr>
+      <w:rFonts w:ascii="Times New Roman" w:hAnsi="Times New Roman"/>
+      <w:b/>
       <w:color w:val="1F4D78"/>
+      <w:sz w:val="28"/>
     </w:rPr>
   </w:style>
   <w:style w:type="character" w:default="1" w:styleId="a0">
@@ -838,24 +1115,47 @@
   <w:style w:type="paragraph" w:styleId="a3">
     <w:name w:val="Title"/>
     <w:qFormat/>
-    <w:rPr>
-      <w:rFonts w:ascii="Arial" w:hAnsi="Arial"/>
+    <w:pPr>
+      <w:spacing w:line="240" w:lineRule="auto" w:before="0" w:after="0"/>
+      <w:ind w:firstLine="709"/>
+      <w:jc w:val="both"/>
+    </w:pPr>
+    <w:rPr>
+      <w:rFonts w:ascii="Times New Roman" w:hAnsi="Times New Roman"/>
+      <w:b/>
       <w:color w:val="000000"/>
-      <w:sz w:val="36"/>
+      <w:sz w:val="28"/>
       <w:szCs w:val="56"/>
     </w:rPr>
   </w:style>
   <w:style w:type="paragraph" w:customStyle="1" w:styleId="10">
     <w:name w:val="Строгий1"/>
     <w:qFormat/>
-    <w:rPr>
-      <w:b/>
+    <w:pPr>
+      <w:spacing w:line="240" w:lineRule="auto" w:before="0" w:after="0"/>
+      <w:ind w:firstLine="709"/>
+      <w:jc w:val="both"/>
+    </w:pPr>
+    <w:rPr>
+      <w:rFonts w:ascii="Times New Roman" w:hAnsi="Times New Roman"/>
+      <w:b w:val="0"/>
       <w:bCs/>
+      <w:sz w:val="28"/>
     </w:rPr>
   </w:style>
   <w:style w:type="paragraph" w:styleId="a4">
     <w:name w:val="List Paragraph"/>
     <w:qFormat/>
+    <w:pPr>
+      <w:spacing w:line="240" w:lineRule="auto" w:before="0" w:after="0"/>
+      <w:ind w:firstLine="709"/>
+      <w:jc w:val="both"/>
+    </w:pPr>
+    <w:rPr>
+      <w:rFonts w:ascii="Times New Roman" w:hAnsi="Times New Roman"/>
+      <w:b w:val="0"/>
+      <w:sz w:val="28"/>
+    </w:rPr>
   </w:style>
   <w:style w:type="character" w:styleId="a5">
     <w:name w:val="Hyperlink"/>
@@ -881,8 +1181,15 @@
     <w:uiPriority w:val="99"/>
     <w:semiHidden/>
     <w:unhideWhenUsed/>
-    <w:rPr>
-      <w:sz w:val="20"/>
+    <w:pPr>
+      <w:spacing w:line="240" w:lineRule="auto" w:before="0" w:after="0"/>
+      <w:ind w:firstLine="709"/>
+      <w:jc w:val="both"/>
+    </w:pPr>
+    <w:rPr>
+      <w:rFonts w:ascii="Times New Roman" w:hAnsi="Times New Roman"/>
+      <w:b w:val="0"/>
+      <w:sz w:val="28"/>
       <w:szCs w:val="20"/>
     </w:rPr>
   </w:style>
@@ -912,8 +1219,15 @@
     <w:uiPriority w:val="99"/>
     <w:semiHidden/>
     <w:unhideWhenUsed/>
-    <w:rPr>
-      <w:sz w:val="20"/>
+    <w:pPr>
+      <w:spacing w:line="240" w:lineRule="auto" w:before="0" w:after="0"/>
+      <w:ind w:firstLine="709"/>
+      <w:jc w:val="both"/>
+    </w:pPr>
+    <w:rPr>
+      <w:rFonts w:ascii="Times New Roman" w:hAnsi="Times New Roman"/>
+      <w:b w:val="0"/>
+      <w:sz w:val="28"/>
       <w:szCs w:val="20"/>
     </w:rPr>
   </w:style>

--- a/releases/evt-pre-20/2026-09-30-rev-d/Основной_пакет/02_Сборка_станций/Заявка_на_сборку_станций_и_корпусов.docx
+++ b/releases/evt-pre-20/2026-09-30-rev-d/Основной_пакет/02_Сборка_станций/Заявка_на_сборку_станций_и_корпусов.docx
@@ -224,7 +224,7 @@
           <w:rFonts w:ascii="Times New Roman" w:hAnsi="Times New Roman" w:eastAsia="Times New Roman" w:cs="Times New Roman"/>
           <w:sz w:val="28"/>
         </w:rPr>
-        <w:t>PCB-MIC заказывается как 80 PCBA по подписанному Review B: одна плата или панель, контроль акустического порта и PDM, затем остальные 79.</w:t>
+        <w:t>PCB-MIC заказывается и изготавливается полным лотом 80 PCBA без паузы. Из полученной партии выбрать плату или панель для контроля акустического порта, MK1 и PDM; при дефекте определить контроль и доработку затронутой партии.</w:t>
       </w:r>
     </w:p>
     <w:p>
